--- a/Mis_Entregables/U2.2_Diseno_Casos/Guia_2.2_Final_Cuidarte_Paciente.docx
+++ b/Mis_Entregables/U2.2_Diseno_Casos/Guia_2.2_Final_Cuidarte_Paciente.docx
@@ -6266,7 +6266,7 @@
                 <w:sz w:val="20"/>
                 <w:szCs w:val="20"/>
               </w:rPr>
-              <w:t>CP01</w:t>
+              <w:t>CP001</w:t>
             </w:r>
           </w:p>
         </w:tc>
@@ -6299,7 +6299,7 @@
                 <w:sz w:val="20"/>
                 <w:szCs w:val="20"/>
               </w:rPr>
-              <w:t>RQ-01 Registro paciente con datos validos</w:t>
+              <w:t>RQ-07 Registro paciente con datos validos</w:t>
             </w:r>
           </w:p>
         </w:tc>
@@ -6517,7 +6517,7 @@
                 <w:sz w:val="20"/>
                 <w:szCs w:val="20"/>
               </w:rPr>
-              <w:t>CP02</w:t>
+              <w:t>CP002</w:t>
             </w:r>
           </w:p>
         </w:tc>
@@ -6550,7 +6550,7 @@
                 <w:sz w:val="20"/>
                 <w:szCs w:val="20"/>
               </w:rPr>
-              <w:t>RQ-01 Validar formato RUT y email</w:t>
+              <w:t>RQ-07 Validar formato de email</w:t>
             </w:r>
           </w:p>
         </w:tc>
@@ -6648,7 +6648,7 @@
                 <w:sz w:val="20"/>
                 <w:szCs w:val="20"/>
               </w:rPr>
-              <w:t>1. Ir a Pacientes &gt; Crear. 2. Ingresar RUT 1234 (malo), nombre Juan, apellido Perez, email juan@ (malo), fecha 2000-01-01, sexo M. 3. Guardar.</w:t>
+              <w:t>1. Ir a Pacientes &gt; Crear. 2. Ingresar RUT 9.876.543-2 (valido), nombre Juan, apellido Perez, email correosinarroba (sin @), fecha 2000-01-01, sexo M. 3. Guardar.</w:t>
             </w:r>
           </w:p>
         </w:tc>
@@ -6681,7 +6681,7 @@
                 <w:sz w:val="20"/>
                 <w:szCs w:val="20"/>
               </w:rPr>
-              <w:t xml:space="preserve">400 </w:t>
+              <w:t>400 Error de validacion. No guarda. Mensaje: El email debe tener un formato valido.</w:t>
             </w:r>
             <w:proofErr w:type="gramStart"/>
             <w:r>
@@ -6689,7 +6689,6 @@
                 <w:sz w:val="20"/>
                 <w:szCs w:val="20"/>
               </w:rPr>
-              <w:t>Error</w:t>
             </w:r>
             <w:proofErr w:type="gramEnd"/>
             <w:r>
@@ -6697,7 +6696,6 @@
                 <w:sz w:val="20"/>
                 <w:szCs w:val="20"/>
               </w:rPr>
-              <w:t xml:space="preserve"> de </w:t>
             </w:r>
             <w:proofErr w:type="spellStart"/>
             <w:r>
@@ -6705,7 +6703,6 @@
                 <w:sz w:val="20"/>
                 <w:szCs w:val="20"/>
               </w:rPr>
-              <w:t>validacion</w:t>
             </w:r>
             <w:proofErr w:type="spellEnd"/>
             <w:r>
@@ -6713,7 +6710,6 @@
                 <w:sz w:val="20"/>
                 <w:szCs w:val="20"/>
               </w:rPr>
-              <w:t>. No guarda. Mensaje: RUT debe tener formato valido y email debe tener formato valido.</w:t>
             </w:r>
           </w:p>
         </w:tc>
@@ -6784,7 +6780,7 @@
                 <w:sz w:val="20"/>
                 <w:szCs w:val="20"/>
               </w:rPr>
-              <w:t>CP03</w:t>
+              <w:t>CP003</w:t>
             </w:r>
           </w:p>
         </w:tc>
@@ -6817,7 +6813,7 @@
                 <w:sz w:val="20"/>
                 <w:szCs w:val="20"/>
               </w:rPr>
-              <w:t>RQ-01 Validar largo nombre 2 a 50</w:t>
+              <w:t>RQ-07 Validar duplicados de RUT y email</w:t>
             </w:r>
           </w:p>
         </w:tc>
@@ -6850,7 +6846,7 @@
                 <w:sz w:val="20"/>
                 <w:szCs w:val="20"/>
               </w:rPr>
-              <w:t xml:space="preserve">1. Docker levantado. 2. </w:t>
+              <w:t>1. Docker levantado. 2. Logueado como medico. 3. RUT y email ya registrados (paciente del CP001).</w:t>
             </w:r>
             <w:proofErr w:type="spellStart"/>
             <w:r>
@@ -6858,7 +6854,6 @@
                 <w:sz w:val="20"/>
                 <w:szCs w:val="20"/>
               </w:rPr>
-              <w:t>Logueado</w:t>
             </w:r>
             <w:proofErr w:type="spellEnd"/>
             <w:r>
@@ -6866,7 +6861,6 @@
                 <w:sz w:val="20"/>
                 <w:szCs w:val="20"/>
               </w:rPr>
-              <w:t xml:space="preserve"> como </w:t>
             </w:r>
             <w:proofErr w:type="spellStart"/>
             <w:r>
@@ -6874,7 +6868,6 @@
                 <w:sz w:val="20"/>
                 <w:szCs w:val="20"/>
               </w:rPr>
-              <w:t>medico</w:t>
             </w:r>
             <w:proofErr w:type="spellEnd"/>
             <w:r>
@@ -6882,7 +6875,6 @@
                 <w:sz w:val="20"/>
                 <w:szCs w:val="20"/>
               </w:rPr>
-              <w:t>.</w:t>
             </w:r>
           </w:p>
         </w:tc>
@@ -6915,7 +6907,7 @@
                 <w:sz w:val="20"/>
                 <w:szCs w:val="20"/>
               </w:rPr>
-              <w:t>1. Intentar crear con primer_nombre A (1 letra) y apellido Perez -&gt; debe fallar. 2. Intentar con primer_nombre Al (2 letras) -&gt; debe pasar. 3. Intentar con nombre de 51 letras AAAA... (51) -&gt; debe fallar. RUT 19.123.456-7, email borde@test.cl, fecha 2000-01-01, sexo F.</w:t>
+              <w:t>1. Ir a Pacientes &gt; Crear. 2. Ingresar el mismo RUT y email del CP001. 3. Guardar.</w:t>
             </w:r>
           </w:p>
         </w:tc>
@@ -6948,7 +6940,7 @@
                 <w:sz w:val="20"/>
                 <w:szCs w:val="20"/>
               </w:rPr>
-              <w:t xml:space="preserve">Con 1 letra y con 51 letras da 400 y no guarda. Con 2 letras da 201 y guarda. </w:t>
+              <w:t>400 Error de validacion. No guarda: RUT o email ya existe. La lista no suma filas.</w:t>
             </w:r>
             <w:proofErr w:type="spellStart"/>
             <w:r>
@@ -6956,7 +6948,6 @@
                 <w:sz w:val="20"/>
                 <w:szCs w:val="20"/>
               </w:rPr>
-              <w:t>Asi</w:t>
             </w:r>
             <w:proofErr w:type="spellEnd"/>
             <w:r>
@@ -6964,7 +6955,6 @@
                 <w:sz w:val="20"/>
                 <w:szCs w:val="20"/>
               </w:rPr>
-              <w:t xml:space="preserve"> se prueba el borde 1,2,50,51.</w:t>
             </w:r>
           </w:p>
         </w:tc>
@@ -7022,7 +7012,7 @@
                 <w:sz w:val="20"/>
                 <w:szCs w:val="20"/>
               </w:rPr>
-              <w:t>CP04</w:t>
+              <w:t>CP004</w:t>
             </w:r>
           </w:p>
         </w:tc>
@@ -7042,7 +7032,7 @@
                 <w:sz w:val="20"/>
                 <w:szCs w:val="20"/>
               </w:rPr>
-              <w:t>RQ-01 Validar fecha no futura y sexo</w:t>
+              <w:t>RQ-07 Validar largo del primer nombre (2 a 50)</w:t>
             </w:r>
           </w:p>
         </w:tc>
@@ -7114,7 +7104,7 @@
                 <w:sz w:val="20"/>
                 <w:szCs w:val="20"/>
               </w:rPr>
-              <w:t>1. Ir a Pacientes &gt; Crear. 2. Ingresar RUT 20.123.456-8, nombre Ana, apellido Soto, email ana@test.cl, fecha 2030-01-01 (futura), sexo X (invalido). 3. Guardar.</w:t>
+              <w:t>1. Intentar crear con primer_nombre A (1 letra) y apellido Perez -&gt; debe fallar. RUT 19.123.456-7, email borde@test.cl, fecha 2000-01-01, sexo F.</w:t>
             </w:r>
           </w:p>
         </w:tc>
@@ -7134,7 +7124,7 @@
                 <w:sz w:val="20"/>
                 <w:szCs w:val="20"/>
               </w:rPr>
-              <w:t xml:space="preserve">400 </w:t>
+              <w:t>400 con detalle en primer_nombre (minimo 2). No guarda.</w:t>
             </w:r>
             <w:proofErr w:type="gramStart"/>
             <w:r>
@@ -7142,7 +7132,6 @@
                 <w:sz w:val="20"/>
                 <w:szCs w:val="20"/>
               </w:rPr>
-              <w:t>Error</w:t>
             </w:r>
             <w:proofErr w:type="gramEnd"/>
             <w:r>
@@ -7150,7 +7139,6 @@
                 <w:sz w:val="20"/>
                 <w:szCs w:val="20"/>
               </w:rPr>
-              <w:t>. No guarda. Mensaje: fecha no puede ser futura y sexo debe ser M, F u O.</w:t>
             </w:r>
           </w:p>
         </w:tc>
@@ -7986,7 +7974,7 @@
                 <w:sz w:val="20"/>
                 <w:szCs w:val="20"/>
               </w:rPr>
-              <w:t>Si, hay CP02 negativo y CP03-CP04 de borde. Cumple. No hay mejora.</w:t>
+              <w:t>Si, hay CP002 y CP003 negativos y CP004 de borde. Cumple. No hay mejora.</w:t>
             </w:r>
           </w:p>
         </w:tc>
@@ -8143,7 +8131,7 @@
           <w:sz w:val="20"/>
           <w:szCs w:val="20"/>
         </w:rPr>
-        <w:t>[x] Un caso negativo o de borde incluido (CP02, CP03, CP04).</w:t>
+        <w:t>[x] Un caso negativo o de borde incluido (CP002, CP003, CP004).</w:t>
       </w:r>
     </w:p>
     <w:p>
@@ -8192,7 +8180,7 @@
           <w:sz w:val="20"/>
           <w:szCs w:val="20"/>
         </w:rPr>
-        <w:t>[ ]</w:t>
+        <w:t>[x] Seccion 7 del Plan Maestro actualizada (version fusionada 06-10-2026).</w:t>
       </w:r>
       <w:proofErr w:type="gramEnd"/>
       <w:r>
@@ -8200,7 +8188,6 @@
           <w:sz w:val="20"/>
           <w:szCs w:val="20"/>
         </w:rPr>
-        <w:t xml:space="preserve"> </w:t>
       </w:r>
       <w:proofErr w:type="spellStart"/>
       <w:r>
@@ -8208,7 +8195,6 @@
           <w:sz w:val="20"/>
           <w:szCs w:val="20"/>
         </w:rPr>
-        <w:t>Seccion</w:t>
       </w:r>
       <w:proofErr w:type="spellEnd"/>
       <w:r>
@@ -8216,7 +8202,6 @@
           <w:sz w:val="20"/>
           <w:szCs w:val="20"/>
         </w:rPr>
-        <w:t xml:space="preserve"> 7 del Plan Maestro actualizada (pendiente para </w:t>
       </w:r>
       <w:proofErr w:type="spellStart"/>
       <w:r>
@@ -8224,7 +8209,6 @@
           <w:sz w:val="20"/>
           <w:szCs w:val="20"/>
         </w:rPr>
-        <w:t>despues</w:t>
       </w:r>
       <w:proofErr w:type="spellEnd"/>
       <w:r>
@@ -8232,7 +8216,6 @@
           <w:sz w:val="20"/>
           <w:szCs w:val="20"/>
         </w:rPr>
-        <w:t>).</w:t>
       </w:r>
     </w:p>
     <w:p>
